--- a/docs/忆联_身后空间与居所设计_V1.0.docx
+++ b/docs/忆联_身后空间与居所设计_V1.0.docx
@@ -43,6 +43,11 @@
       </w:r>
       <w:r>
         <w:t>，用于记录设计决策与待决策事项；正式进入开发前需先完成第十一章的验证与第十二章的待决策项。</w:t>
+      </w:r>
+    </w:p>
+    <w:p>
+      <w:r>
+        <w:t>V1.0 配套产出：prototype/ 设计原型（可运行的前端演示，见第十三章）。原型只用于验证设计机制，不含后端与真实数据。</w:t>
       </w:r>
     </w:p>
     <w:p>
@@ -1918,6 +1923,344 @@
         <w:t>待补充：执行人触发流程细则（触发条件、冷静期、可撤销、争议处理）。</w:t>
       </w:r>
     </w:p>
+    <w:p>
+      <w:pPr>
+        <w:pStyle w:val="Heading2"/>
+        <w:jc w:val="left"/>
+      </w:pPr>
+      <w:r>
+        <w:t>十三、配套原型</w:t>
+      </w:r>
+    </w:p>
+    <w:p>
+      <w:r>
+        <w:t>位置：prototype/（Vite + React + TS，独立于三端，不接入后端）。</w:t>
+      </w:r>
+    </w:p>
+    <w:p>
+      <w:r>
+        <w:t>运行方式：单独 npm run dev（端口 5190），或随 scripts/start-all.sh 一起启动。</w:t>
+      </w:r>
+    </w:p>
+    <w:p>
+      <w:r>
+        <w:t>原型覆盖的设计机制：</w:t>
+      </w:r>
+    </w:p>
+    <w:tbl>
+      <w:tblPr>
+        <w:tblStyle w:val="TableGrid"/>
+        <w:tblW w:type="auto" w:w="0"/>
+        <w:tblLook w:firstColumn="1" w:firstRow="1" w:lastColumn="0" w:lastRow="0" w:noHBand="0" w:noVBand="1" w:val="04A0"/>
+      </w:tblPr>
+      <w:tblGrid>
+        <w:gridCol w:w="4320"/>
+        <w:gridCol w:w="4320"/>
+      </w:tblGrid>
+      <w:tr>
+        <w:tc>
+          <w:tcPr>
+            <w:tcW w:type="dxa" w:w="4320"/>
+          </w:tcPr>
+          <w:p>
+            <w:r>
+              <w:rPr>
+                <w:b/>
+              </w:rPr>
+            </w:r>
+            <w:r>
+              <w:rPr>
+                <w:b/>
+              </w:rPr>
+              <w:t>原型中的表现</w:t>
+            </w:r>
+          </w:p>
+        </w:tc>
+        <w:tc>
+          <w:tcPr>
+            <w:tcW w:type="dxa" w:w="4320"/>
+          </w:tcPr>
+          <w:p>
+            <w:r>
+              <w:rPr>
+                <w:b/>
+              </w:rPr>
+            </w:r>
+            <w:r>
+              <w:rPr>
+                <w:b/>
+              </w:rPr>
+              <w:t>对应章节</w:t>
+            </w:r>
+          </w:p>
+        </w:tc>
+      </w:tr>
+      <w:tr>
+        <w:tc>
+          <w:tcPr>
+            <w:tcW w:type="dxa" w:w="4320"/>
+          </w:tcPr>
+          <w:p>
+            <w:r/>
+            <w:r>
+              <w:t>外景 / 屋里两种视角；6 个成套场景</w:t>
+            </w:r>
+          </w:p>
+        </w:tc>
+        <w:tc>
+          <w:tcPr>
+            <w:tcW w:type="dxa" w:w="4320"/>
+          </w:tcPr>
+          <w:p>
+            <w:r/>
+            <w:r>
+              <w:t>4.2、4.3</w:t>
+            </w:r>
+          </w:p>
+        </w:tc>
+      </w:tr>
+      <w:tr>
+        <w:tc>
+          <w:tcPr>
+            <w:tcW w:type="dxa" w:w="4320"/>
+          </w:tcPr>
+          <w:p>
+            <w:r/>
+            <w:r>
+              <w:t>位置由全家选定，房间归个人</w:t>
+            </w:r>
+          </w:p>
+        </w:tc>
+        <w:tc>
+          <w:tcPr>
+            <w:tcW w:type="dxa" w:w="4320"/>
+          </w:tcPr>
+          <w:p>
+            <w:r/>
+            <w:r>
+              <w:t>4.1</w:t>
+            </w:r>
+          </w:p>
+        </w:tc>
+      </w:tr>
+      <w:tr>
+        <w:tc>
+          <w:tcPr>
+            <w:tcW w:type="dxa" w:w="4320"/>
+          </w:tcPr>
+          <w:p>
+            <w:r/>
+            <w:r>
+              <w:t>相框、书架、亮灯的窗、院里的树随内容变化</w:t>
+            </w:r>
+          </w:p>
+        </w:tc>
+        <w:tc>
+          <w:tcPr>
+            <w:tcW w:type="dxa" w:w="4320"/>
+          </w:tcPr>
+          <w:p>
+            <w:r/>
+            <w:r>
+              <w:t>4.4</w:t>
+            </w:r>
+          </w:p>
+        </w:tc>
+      </w:tr>
+      <w:tr>
+        <w:tc>
+          <w:tcPr>
+            <w:tcW w:type="dxa" w:w="4320"/>
+          </w:tcPr>
+          <w:p>
+            <w:r/>
+            <w:r>
+              <w:t>念念提问 → 爷爷回答 → 内容进入书房</w:t>
+            </w:r>
+          </w:p>
+        </w:tc>
+        <w:tc>
+          <w:tcPr>
+            <w:tcW w:type="dxa" w:w="4320"/>
+          </w:tcPr>
+          <w:p>
+            <w:r/>
+            <w:r>
+              <w:t>第三章</w:t>
+            </w:r>
+          </w:p>
+        </w:tc>
+      </w:tr>
+      <w:tr>
+        <w:tc>
+          <w:tcPr>
+            <w:tcW w:type="dxa" w:w="4320"/>
+          </w:tcPr>
+          <w:p>
+            <w:r/>
+            <w:r>
+              <w:t>信件锁定开启时间</w:t>
+            </w:r>
+          </w:p>
+        </w:tc>
+        <w:tc>
+          <w:tcPr>
+            <w:tcW w:type="dxa" w:w="4320"/>
+          </w:tcPr>
+          <w:p>
+            <w:r/>
+            <w:r>
+              <w:t>5.1</w:t>
+            </w:r>
+          </w:p>
+        </w:tc>
+      </w:tr>
+      <w:tr>
+        <w:tc>
+          <w:tcPr>
+            <w:tcW w:type="dxa" w:w="4320"/>
+          </w:tcPr>
+          <w:p>
+            <w:r/>
+            <w:r>
+              <w:t>收信人"暂不接收"</w:t>
+            </w:r>
+          </w:p>
+        </w:tc>
+        <w:tc>
+          <w:tcPr>
+            <w:tcW w:type="dxa" w:w="4320"/>
+          </w:tcPr>
+          <w:p>
+            <w:r/>
+            <w:r>
+              <w:t>5.2</w:t>
+            </w:r>
+          </w:p>
+        </w:tc>
+      </w:tr>
+      <w:tr>
+        <w:tc>
+          <w:tcPr>
+            <w:tcW w:type="dxa" w:w="4320"/>
+          </w:tcPr>
+          <w:p>
+            <w:r/>
+            <w:r>
+              <w:t>底部"放一件"（照片 / 讲述 / 一封信）</w:t>
+            </w:r>
+          </w:p>
+        </w:tc>
+        <w:tc>
+          <w:tcPr>
+            <w:tcW w:type="dxa" w:w="4320"/>
+          </w:tcPr>
+          <w:p>
+            <w:r/>
+            <w:r>
+              <w:t>5.3</w:t>
+            </w:r>
+          </w:p>
+        </w:tc>
+      </w:tr>
+      <w:tr>
+        <w:tc>
+          <w:tcPr>
+            <w:tcW w:type="dxa" w:w="4320"/>
+          </w:tcPr>
+          <w:p>
+            <w:r/>
+            <w:r>
+              <w:t>开门人 + 7 天冷静期，系统不自动判定</w:t>
+            </w:r>
+          </w:p>
+        </w:tc>
+        <w:tc>
+          <w:tcPr>
+            <w:tcW w:type="dxa" w:w="4320"/>
+          </w:tcPr>
+          <w:p>
+            <w:r/>
+            <w:r>
+              <w:t>第八章、设计红线 3</w:t>
+            </w:r>
+          </w:p>
+        </w:tc>
+      </w:tr>
+      <w:tr>
+        <w:tc>
+          <w:tcPr>
+            <w:tcW w:type="dxa" w:w="4320"/>
+          </w:tcPr>
+          <w:p>
+            <w:r/>
+            <w:r>
+              <w:t>门廊（未登录访客只见门牌）</w:t>
+            </w:r>
+          </w:p>
+        </w:tc>
+        <w:tc>
+          <w:tcPr>
+            <w:tcW w:type="dxa" w:w="4320"/>
+          </w:tcPr>
+          <w:p>
+            <w:r/>
+            <w:r>
+              <w:t>第七章</w:t>
+            </w:r>
+          </w:p>
+        </w:tc>
+      </w:tr>
+      <w:tr>
+        <w:tc>
+          <w:tcPr>
+            <w:tcW w:type="dxa" w:w="4320"/>
+          </w:tcPr>
+          <w:p>
+            <w:r/>
+            <w:r>
+              <w:t>四层可见性与 8 条设计红线</w:t>
+            </w:r>
+          </w:p>
+        </w:tc>
+        <w:tc>
+          <w:tcPr>
+            <w:tcW w:type="dxa" w:w="4320"/>
+          </w:tcPr>
+          <w:p>
+            <w:r/>
+            <w:r>
+              <w:t>第七章、第十章</w:t>
+            </w:r>
+          </w:p>
+        </w:tc>
+      </w:tr>
+    </w:tbl>
+    <w:p>
+      <w:r>
+        <w:t>原型</w:t>
+      </w:r>
+      <w:r>
+        <w:rPr>
+          <w:b/>
+        </w:rPr>
+        <w:t>没有</w:t>
+      </w:r>
+      <w:r>
+        <w:t>做（属于设计决策或范围外）：3D 可漫游空间；位置组合拼装；真实后端与数据落库；真实照片素材（相册为占位色块）；场景目前 6 个，规划为 8 个成品场景。</w:t>
+      </w:r>
+    </w:p>
+    <w:p>
+      <w:r>
+        <w:t>原型的作用是支撑第十一章的验证：把"居所随内容变化""按时赴约""门廊"这些机制变成可见、可点的东西，避免只靠文字描述做判断。</w:t>
+      </w:r>
+      <w:r>
+        <w:rPr>
+          <w:b/>
+        </w:rPr>
+        <w:t>原型通过评审不等于需求通过；仍需完成第十一章的用户访谈与场景评审。</w:t>
+      </w:r>
+    </w:p>
     <w:sectPr>
       <w:pgSz w:w="12240" w:h="15840"/>
       <w:pgMar w:top="1440" w:right="1800" w:bottom="1440" w:left="1800" w:header="720" w:footer="720" w:gutter="0"/>

--- a/docs/忆联_身后空间与居所设计_V1.0.docx
+++ b/docs/忆联_身后空间与居所设计_V1.0.docx
@@ -47,7 +47,7 @@
     </w:p>
     <w:p>
       <w:r>
-        <w:t>V1.0 配套产出：prototype/ 设计原型（可运行的前端演示，见第十三章）。原型只用于验证设计机制，不含后端与真实数据。</w:t>
+        <w:t>V1.0 配套产出：prototype/ 设计原型（可运行的前端演示，见第十三章）。原型只用于验证设计机制，不含后端与真实数据。原型 V2 起改用真实照片场景（见 4.2）。</w:t>
       </w:r>
     </w:p>
     <w:p>
@@ -334,7 +334,7 @@
         <w:jc w:val="left"/>
       </w:pPr>
       <w:r>
-        <w:t>4.2 表现形态：插画场景，不做 3D</w:t>
+        <w:t>4.2 表现形态：真实照片场景，不做 3D</w:t>
       </w:r>
     </w:p>
     <w:p>
@@ -344,7 +344,31 @@
     </w:p>
     <w:p>
       <w:r>
-        <w:t>【推断】3D 可漫游空间与"3 步可达"存在直接冲突，且在低端设备与微信内置浏览器上性能风险较高。用户需求的核心是"一眼看见这是我的地方"，而非"能走进去"，插画场景可满足前者。</w:t>
+        <w:t>【推断】3D 可漫游空间与"3 步可达"存在直接冲突，且在低端设备与微信内置浏览器上性能风险较高。用户需求的核心是"一眼看见这是我的地方"，而非"能走进去"。</w:t>
+      </w:r>
+    </w:p>
+    <w:p>
+      <w:r>
+        <w:t>【事实】V1.0 原型第一版用手绘矢量图形拼出场景，2026-09-12 原型评审（本人）结论为"画面太简陋，需要真实感"。矢量拼装的房子在观感上接近示意图，无法让人产生"这是我的地方"的感受。</w:t>
+      </w:r>
+    </w:p>
+    <w:p>
+      <w:r>
+        <w:t>【推断】真实照片底图 + 有限叠加层（亮灯的窗、门口一盏灯、长明灯、雾与光）在观感上远超矢量拼装，且成本可控：美术件是"一张成套场景照片"，不是"每个状态各画一张"。同一个机制（4.4 内容驱动变化）改由照片上的光来完成，美术成本不再随内容线性增长。</w:t>
+      </w:r>
+    </w:p>
+    <w:p>
+      <w:r>
+        <w:t>因此确定表现形态为：</w:t>
+      </w:r>
+      <w:r>
+        <w:rPr>
+          <w:b/>
+        </w:rPr>
+        <w:t>每个成套场景 = 一张真实照片底图 + 若干可点亮的窗口锚点 + 少量氛围叠加层</w:t>
+      </w:r>
+      <w:r>
+        <w:t>；照片承担"真实"，叠加层承担"随内容变化"。3D 仍然不做。</w:t>
       </w:r>
     </w:p>
     <w:p>
@@ -2003,7 +2027,7 @@
           <w:p>
             <w:r/>
             <w:r>
-              <w:t>外景 / 屋里两种视角；6 个成套场景</w:t>
+              <w:t>外景 / 屋里两种视角；6 个成套场景（真实照片底图）</w:t>
             </w:r>
           </w:p>
         </w:tc>
@@ -2051,7 +2075,7 @@
           <w:p>
             <w:r/>
             <w:r>
-              <w:t>相框、书架、亮灯的窗、院里的树随内容变化</w:t>
+              <w:t>亮灯的窗随家人增加、相框与书架随内容增长、"之后"门口亮灯与长明灯</w:t>
             </w:r>
           </w:p>
         </w:tc>
@@ -2238,6 +2262,20 @@
     </w:tbl>
     <w:p>
       <w:r>
+        <w:t xml:space="preserve">原型 </w:t>
+      </w:r>
+      <w:r>
+        <w:rPr>
+          <w:b/>
+        </w:rPr>
+        <w:t>V2 的变化</w:t>
+      </w:r>
+      <w:r>
+        <w:t>（2026-09-12）：场景从矢量拼装改为真实照片底图；相册墙与书架使用真实照片素材；"屋里"由客厅剖面图改为真实室内照片做氛围背景 + 前景相框墙与书架；新增缓慢推镜（kenburns）、时段调色、胶片颗粒与暗角。</w:t>
+      </w:r>
+    </w:p>
+    <w:p>
+      <w:r>
         <w:t>原型</w:t>
       </w:r>
       <w:r>
@@ -2247,7 +2285,35 @@
         <w:t>没有</w:t>
       </w:r>
       <w:r>
-        <w:t>做（属于设计决策或范围外）：3D 可漫游空间；位置组合拼装；真实后端与数据落库；真实照片素材（相册为占位色块）；场景目前 6 个，规划为 8 个成品场景。</w:t>
+        <w:t>做（属于设计决策或范围外）：3D 可漫游空间；位置组合拼装；真实后端与数据落库；场景目前 6 个，规划为 8 个成品场景。</w:t>
+      </w:r>
+    </w:p>
+    <w:p>
+      <w:r>
+        <w:t>【事实】原型 V2 的场景照片是</w:t>
+      </w:r>
+      <w:r>
+        <w:rPr>
+          <w:b/>
+        </w:rPr>
+        <w:t>演示用素材</w:t>
+      </w:r>
+      <w:r>
+        <w:t>（取自 Unsplash 精选与公开图站），仅用于设计评审，</w:t>
+      </w:r>
+      <w:r>
+        <w:rPr>
+          <w:b/>
+        </w:rPr>
+        <w:t>不可直接用于上线</w:t>
+      </w:r>
+      <w:r>
+        <w:t>；正式产品需替换为自有拍摄或已授权的成套场景照片，并保留 8 个场景的拍摄清单。相册墙里的照片同理。</w:t>
+      </w:r>
+    </w:p>
+    <w:p>
+      <w:r>
+        <w:t>【事实】原型 V2 的验证方式：npm run build 通过；jsdom 交互断言 15 项全通过；Playwright 无头浏览器 13 项视觉与机制断言全通过（含"没有加载失败的图片""无控制台错误"），并逐场景截图人工核对窗口锚点。验证脚本见 prototype/tools/。</w:t>
       </w:r>
     </w:p>
     <w:p>

--- a/docs/忆联_身后空间与居所设计_V1.0.docx
+++ b/docs/忆联_身后空间与居所设计_V1.0.docx
@@ -2290,25 +2290,30 @@
     </w:p>
     <w:p>
       <w:r>
-        <w:t>【事实】原型 V2 的场景照片是</w:t>
+        <w:t>【事实】原型 V2 的照片</w:t>
       </w:r>
       <w:r>
         <w:rPr>
           <w:b/>
         </w:rPr>
-        <w:t>演示用素材</w:t>
+        <w:t>不是同一来源</w:t>
       </w:r>
       <w:r>
-        <w:t>（取自 Unsplash 精选与公开图站），仅用于设计评审，</w:t>
+        <w:t>：12 张来自 picsum.photos（站内自述图片均取自 Unsplash），另外 8 张来自 Bing 图片搜索命中的商业网站或来源无法追溯。</w:t>
       </w:r>
       <w:r>
         <w:rPr>
           <w:b/>
         </w:rPr>
-        <w:t>不可直接用于上线</w:t>
+        <w:t>这 8 张存在真实的知识产权风险，不应留在公开仓库、也不应对外演示</w:t>
       </w:r>
       <w:r>
-        <w:t>；正式产品需替换为自有拍摄或已授权的成套场景照片，并保留 8 个场景的拍摄清单。相册墙里的照片同理。</w:t>
+        <w:t>；逐张来源、风险等级与处理建议见 prototype/素材来源与授权.md。</w:t>
+      </w:r>
+    </w:p>
+    <w:p>
+      <w:r>
+        <w:t>【推断】正式产品必须替换为自有拍摄或已授权的成套场景照片（按设计规划为 8 个场景），并建立素材台账（来源、授权类型、期限、可否商用、是否含可识别人物与品牌）。相册墙只放用户自己上传的照片，产品内不放任何示例真人照片——把 Unsplash 上的真人照片当作"某人的家人"展示，还会触及独立于版权的肖像权风险。</w:t>
       </w:r>
     </w:p>
     <w:p>
